--- a/assets/CN_Practicals/CelNet Lab 3.docx
+++ b/assets/CN_Practicals/CelNet Lab 3.docx
@@ -124,23 +124,13 @@
                       <w:lang w:val="en-US"/>
                     </w:rPr>
                   </w:pPr>
-                  <w:proofErr w:type="spellStart"/>
                   <w:r>
                     <w:rPr>
                       <w:rFonts w:ascii="Times New Roman" w:hAnsi="Times New Roman" w:cs="Times New Roman"/>
                       <w:sz w:val="20"/>
                       <w:lang w:val="en-US"/>
                     </w:rPr>
-                    <w:t>Sinhgad</w:t>
-                  </w:r>
-                  <w:proofErr w:type="spellEnd"/>
-                  <w:r>
-                    <w:rPr>
-                      <w:rFonts w:ascii="Times New Roman" w:hAnsi="Times New Roman" w:cs="Times New Roman"/>
-                      <w:sz w:val="20"/>
-                      <w:lang w:val="en-US"/>
-                    </w:rPr>
-                    <w:t xml:space="preserve"> Technical Education Society’s</w:t>
+                    <w:t>Sinhgad Technical Education Society’s</w:t>
                   </w:r>
                 </w:p>
                 <w:p>
@@ -161,47 +151,7 @@
                       <w:sz w:val="25"/>
                       <w:szCs w:val="23"/>
                     </w:rPr>
-                    <w:t xml:space="preserve">RMD </w:t>
-                  </w:r>
-                  <w:proofErr w:type="spellStart"/>
-                  <w:r>
-                    <w:rPr>
-                      <w:b/>
-                      <w:bCs/>
-                      <w:sz w:val="25"/>
-                      <w:szCs w:val="23"/>
-                    </w:rPr>
-                    <w:t>Sinhgad</w:t>
-                  </w:r>
-                  <w:proofErr w:type="spellEnd"/>
-                  <w:r>
-                    <w:rPr>
-                      <w:b/>
-                      <w:bCs/>
-                      <w:sz w:val="25"/>
-                      <w:szCs w:val="23"/>
-                    </w:rPr>
-                    <w:t xml:space="preserve"> School of Engineering, </w:t>
-                  </w:r>
-                  <w:proofErr w:type="spellStart"/>
-                  <w:r>
-                    <w:rPr>
-                      <w:b/>
-                      <w:bCs/>
-                      <w:sz w:val="25"/>
-                      <w:szCs w:val="23"/>
-                    </w:rPr>
-                    <w:t>Warje</w:t>
-                  </w:r>
-                  <w:proofErr w:type="spellEnd"/>
-                  <w:r>
-                    <w:rPr>
-                      <w:b/>
-                      <w:bCs/>
-                      <w:sz w:val="25"/>
-                      <w:szCs w:val="23"/>
-                    </w:rPr>
-                    <w:t>, Pune.</w:t>
+                    <w:t>RMD Sinhgad School of Engineering, Warje, Pune.</w:t>
                   </w:r>
                 </w:p>
                 <w:p>
@@ -604,23 +554,13 @@
                 <w:lang w:val="en-US"/>
               </w:rPr>
             </w:pPr>
-            <w:proofErr w:type="spellStart"/>
             <w:r>
               <w:rPr>
                 <w:rFonts w:ascii="Times New Roman" w:hAnsi="Times New Roman" w:cs="Times New Roman"/>
                 <w:sz w:val="20"/>
                 <w:lang w:val="en-US"/>
               </w:rPr>
-              <w:t>Sinhgad</w:t>
-            </w:r>
-            <w:proofErr w:type="spellEnd"/>
-            <w:r>
-              <w:rPr>
-                <w:rFonts w:ascii="Times New Roman" w:hAnsi="Times New Roman" w:cs="Times New Roman"/>
-                <w:sz w:val="20"/>
-                <w:lang w:val="en-US"/>
-              </w:rPr>
-              <w:t xml:space="preserve"> Technical Education Society’s</w:t>
+              <w:t>Sinhgad Technical Education Society’s</w:t>
             </w:r>
           </w:p>
           <w:p>
@@ -641,47 +581,7 @@
                 <w:sz w:val="25"/>
                 <w:szCs w:val="23"/>
               </w:rPr>
-              <w:t xml:space="preserve">RMD </w:t>
-            </w:r>
-            <w:proofErr w:type="spellStart"/>
-            <w:r>
-              <w:rPr>
-                <w:b/>
-                <w:bCs/>
-                <w:sz w:val="25"/>
-                <w:szCs w:val="23"/>
-              </w:rPr>
-              <w:t>Sinhgad</w:t>
-            </w:r>
-            <w:proofErr w:type="spellEnd"/>
-            <w:r>
-              <w:rPr>
-                <w:b/>
-                <w:bCs/>
-                <w:sz w:val="25"/>
-                <w:szCs w:val="23"/>
-              </w:rPr>
-              <w:t xml:space="preserve"> School of Engineering, </w:t>
-            </w:r>
-            <w:proofErr w:type="spellStart"/>
-            <w:r>
-              <w:rPr>
-                <w:b/>
-                <w:bCs/>
-                <w:sz w:val="25"/>
-                <w:szCs w:val="23"/>
-              </w:rPr>
-              <w:t>Warje</w:t>
-            </w:r>
-            <w:proofErr w:type="spellEnd"/>
-            <w:r>
-              <w:rPr>
-                <w:b/>
-                <w:bCs/>
-                <w:sz w:val="25"/>
-                <w:szCs w:val="23"/>
-              </w:rPr>
-              <w:t>, Pune.</w:t>
+              <w:t>RMD Sinhgad School of Engineering, Warje, Pune.</w:t>
             </w:r>
           </w:p>
           <w:p>
@@ -726,7 +626,6 @@
                 <w:lang w:val="en-US"/>
               </w:rPr>
             </w:pPr>
-            <w:proofErr w:type="spellStart"/>
             <w:r>
               <w:rPr>
                 <w:rFonts w:ascii="Times New Roman" w:hAnsi="Times New Roman" w:cs="Times New Roman"/>
@@ -736,19 +635,7 @@
                 <w:szCs w:val="32"/>
                 <w:lang w:val="en-US"/>
               </w:rPr>
-              <w:t>Expt.No</w:t>
-            </w:r>
-            <w:proofErr w:type="spellEnd"/>
-            <w:r>
-              <w:rPr>
-                <w:rFonts w:ascii="Times New Roman" w:hAnsi="Times New Roman" w:cs="Times New Roman"/>
-                <w:b/>
-                <w:bCs/>
-                <w:sz w:val="28"/>
-                <w:szCs w:val="32"/>
-                <w:lang w:val="en-US"/>
-              </w:rPr>
-              <w:t>.</w:t>
+              <w:t>Expt.No.</w:t>
             </w:r>
           </w:p>
           <w:p>
@@ -2024,18 +1911,10 @@
     </w:p>
     <w:p>
       <w:r>
-        <w:t>For continuous PDP, the RMS delay spread (</w:t>
-      </w:r>
-      <w:proofErr w:type="spellStart"/>
-      <w:r>
-        <w:t>τ</w:t>
-      </w:r>
-      <w:r>
-        <w:t>rms</w:t>
-      </w:r>
-      <w:proofErr w:type="spellEnd"/>
-      <w:r>
-        <w:t>)</w:t>
+        <w:t>For continuous PDP, the RMS delay spread (τ</w:t>
+      </w:r>
+      <w:r>
+        <w:t>rms)</w:t>
       </w:r>
       <w:r>
         <w:t xml:space="preserve"> can be calculated as</w:t>
@@ -2103,32 +1982,11 @@
       <w:r>
         <w:t>Knowledge of the delay spread is essential in system design for determining the trade-off between the symbol rate of the system and the complexity of the equalizers at the receiver. The ratio of RMS delay spread (</w:t>
       </w:r>
-      <w:proofErr w:type="spellStart"/>
-      <w:r>
-        <w:t>τrms</w:t>
-      </w:r>
-      <w:proofErr w:type="spellEnd"/>
-      <w:r>
-        <w:t>)</w:t>
-      </w:r>
-      <w:r>
-        <w:t xml:space="preserve"> and symbol time duration (</w:t>
-      </w:r>
-      <w:proofErr w:type="spellStart"/>
-      <w:r>
-        <w:t>Tsym</w:t>
-      </w:r>
-      <w:proofErr w:type="spellEnd"/>
-      <w:r>
-        <w:t xml:space="preserve"> ) quantiﬁes the strength of </w:t>
-      </w:r>
-      <w:proofErr w:type="spellStart"/>
-      <w:r>
-        <w:t>intersymbol</w:t>
-      </w:r>
-      <w:proofErr w:type="spellEnd"/>
-      <w:r>
-        <w:t xml:space="preserve"> interference (ISI). Typically, when the symbol time period is greater than 10 times the RMS delay spread, no ISI equalizer is needed in the receiver. The RMS delay spread obtained from the PDP must be compared with the symbol duration to arrive at this conclusion.</w:t>
+      <w:r>
+        <w:t>τrms)</w:t>
+      </w:r>
+      <w:r>
+        <w:t xml:space="preserve"> and symbol time duration (Tsym ) quantiﬁes the strength of intersymbol interference (ISI). Typically, when the symbol time period is greater than 10 times the RMS delay spread, no ISI equalizer is needed in the receiver. The RMS delay spread obtained from the PDP must be compared with the symbol duration to arrive at this conclusion.</w:t>
       </w:r>
     </w:p>
     <w:p>
@@ -2157,13 +2015,8 @@
       <w:r>
         <w:t xml:space="preserve"> and the symbol time period (</w:t>
       </w:r>
-      <w:proofErr w:type="spellStart"/>
-      <w:r>
-        <w:t>Tsym</w:t>
-      </w:r>
-      <w:proofErr w:type="spellEnd"/>
-      <w:r>
-        <w:t>)</w:t>
+      <w:r>
+        <w:t>Tsym)</w:t>
       </w:r>
       <w:r>
         <w:t xml:space="preserve"> can be used to classify a channel into frequency selective or non-selective category. This classiﬁcation can also be done using coherence bandwidth (a derived parameter from spaced frequency correlation function which in turn is the frequency domain representation of power delay proﬁle).</w:t>
@@ -2171,60 +2024,12 @@
     </w:p>
     <w:p>
       <w:r>
-        <w:t xml:space="preserve">A channel is classiﬁed as frequency selective, if the maximum excess delay is greater than the symbol time period, </w:t>
-      </w:r>
-      <w:proofErr w:type="spellStart"/>
-      <w:r>
-        <w:t>i.e</w:t>
-      </w:r>
-      <w:proofErr w:type="spellEnd"/>
-      <w:r>
-        <w:t>, Tm &gt;</w:t>
-      </w:r>
-      <w:proofErr w:type="spellStart"/>
-      <w:r>
-        <w:t>Tsym</w:t>
-      </w:r>
-      <w:proofErr w:type="spellEnd"/>
-      <w:r>
-        <w:t xml:space="preserve"> . This introduces </w:t>
-      </w:r>
-      <w:proofErr w:type="spellStart"/>
-      <w:r>
-        <w:t>intersymbol</w:t>
-      </w:r>
-      <w:proofErr w:type="spellEnd"/>
-      <w:r>
-        <w:t xml:space="preserve"> interference into the signal that is being transmitted, thereby distorting it. This occurs since the signal components (whose powers are above either a threshold or the maximum excess delay), due to multipath, extend beyond the symbol time. </w:t>
-      </w:r>
-      <w:proofErr w:type="spellStart"/>
-      <w:r>
-        <w:t>Intersymbol</w:t>
-      </w:r>
-      <w:proofErr w:type="spellEnd"/>
-      <w:r>
-        <w:t xml:space="preserve"> interference can be mitigated at the receiver by an equalizer.</w:t>
-      </w:r>
-    </w:p>
-    <w:p>
-      <w:r>
-        <w:t xml:space="preserve">On the other hand, if the maximum excess delay is less than the symbol time period, </w:t>
-      </w:r>
-      <w:proofErr w:type="spellStart"/>
-      <w:r>
-        <w:t>i.e</w:t>
-      </w:r>
-      <w:proofErr w:type="spellEnd"/>
-      <w:r>
-        <w:t>, Tm &lt;</w:t>
-      </w:r>
-      <w:proofErr w:type="spellStart"/>
-      <w:r>
-        <w:t>Tsym</w:t>
-      </w:r>
-      <w:proofErr w:type="spellEnd"/>
-      <w:r>
-        <w:t xml:space="preserve"> , the channel is classiﬁed as frequency non-selective or zero-mean channel. Here, all the scattered signal components (whose powers are above either a speciﬁed threshold or the maximum excess delay) due to the multipath, arrive at the receiver within the symbol time. This will not introduce any ISI, but the received signal is distorted due to inherent channel effects like SNR condition. Equalizers in the receiver are not needed.</w:t>
+        <w:t>A channel is classiﬁed as frequency selective, if the maximum excess delay is greater than the symbol time period, i.e, Tm &gt;Tsym . This introduces intersymbol interference into the signal that is being transmitted, thereby distorting it. This occurs since the signal components (whose powers are above either a threshold or the maximum excess delay), due to multipath, extend beyond the symbol time. Intersymbol interference can be mitigated at the receiver by an equalizer.</w:t>
+      </w:r>
+    </w:p>
+    <w:p>
+      <w:r>
+        <w:t>On the other hand, if the maximum excess delay is less than the symbol time period, i.e, Tm &lt;Tsym , the channel is classiﬁed as frequency non-selective or zero-mean channel. Here, all the scattered signal components (whose powers are above either a speciﬁed threshold or the maximum excess delay) due to the multipath, arrive at the receiver within the symbol time. This will not introduce any ISI, but the received signal is distorted due to inherent channel effects like SNR condition. Equalizers in the receiver are not needed.</w:t>
       </w:r>
     </w:p>
     <w:p/>
@@ -2327,23 +2132,13 @@
                 <w:lang w:val="en-US"/>
               </w:rPr>
             </w:pPr>
-            <w:proofErr w:type="spellStart"/>
             <w:r>
               <w:rPr>
                 <w:rFonts w:ascii="Times New Roman" w:hAnsi="Times New Roman" w:cs="Times New Roman"/>
                 <w:sz w:val="20"/>
                 <w:lang w:val="en-US"/>
               </w:rPr>
-              <w:t>Sinhgad</w:t>
-            </w:r>
-            <w:proofErr w:type="spellEnd"/>
-            <w:r>
-              <w:rPr>
-                <w:rFonts w:ascii="Times New Roman" w:hAnsi="Times New Roman" w:cs="Times New Roman"/>
-                <w:sz w:val="20"/>
-                <w:lang w:val="en-US"/>
-              </w:rPr>
-              <w:t xml:space="preserve"> Technical Education Society’s</w:t>
+              <w:t>Sinhgad Technical Education Society’s</w:t>
             </w:r>
           </w:p>
           <w:p>
@@ -2364,47 +2159,7 @@
                 <w:sz w:val="25"/>
                 <w:szCs w:val="23"/>
               </w:rPr>
-              <w:t xml:space="preserve">RMD </w:t>
-            </w:r>
-            <w:proofErr w:type="spellStart"/>
-            <w:r>
-              <w:rPr>
-                <w:b/>
-                <w:bCs/>
-                <w:sz w:val="25"/>
-                <w:szCs w:val="23"/>
-              </w:rPr>
-              <w:t>Sinhgad</w:t>
-            </w:r>
-            <w:proofErr w:type="spellEnd"/>
-            <w:r>
-              <w:rPr>
-                <w:b/>
-                <w:bCs/>
-                <w:sz w:val="25"/>
-                <w:szCs w:val="23"/>
-              </w:rPr>
-              <w:t xml:space="preserve"> School of Engineering, </w:t>
-            </w:r>
-            <w:proofErr w:type="spellStart"/>
-            <w:r>
-              <w:rPr>
-                <w:b/>
-                <w:bCs/>
-                <w:sz w:val="25"/>
-                <w:szCs w:val="23"/>
-              </w:rPr>
-              <w:t>Warje</w:t>
-            </w:r>
-            <w:proofErr w:type="spellEnd"/>
-            <w:r>
-              <w:rPr>
-                <w:b/>
-                <w:bCs/>
-                <w:sz w:val="25"/>
-                <w:szCs w:val="23"/>
-              </w:rPr>
-              <w:t>, Pune.</w:t>
+              <w:t>RMD Sinhgad School of Engineering, Warje, Pune.</w:t>
             </w:r>
           </w:p>
           <w:p>
@@ -2448,7 +2203,6 @@
                 <w:lang w:val="en-US"/>
               </w:rPr>
             </w:pPr>
-            <w:proofErr w:type="spellStart"/>
             <w:r>
               <w:rPr>
                 <w:rFonts w:ascii="Times New Roman" w:hAnsi="Times New Roman" w:cs="Times New Roman"/>
@@ -2458,19 +2212,7 @@
                 <w:szCs w:val="32"/>
                 <w:lang w:val="en-US"/>
               </w:rPr>
-              <w:t>Expt.No</w:t>
-            </w:r>
-            <w:proofErr w:type="spellEnd"/>
-            <w:r>
-              <w:rPr>
-                <w:rFonts w:ascii="Times New Roman" w:hAnsi="Times New Roman" w:cs="Times New Roman"/>
-                <w:b/>
-                <w:bCs/>
-                <w:sz w:val="28"/>
-                <w:szCs w:val="32"/>
-                <w:lang w:val="en-US"/>
-              </w:rPr>
-              <w:t>.</w:t>
+              <w:t>Expt.No.</w:t>
             </w:r>
           </w:p>
           <w:p>
@@ -3888,23 +3630,13 @@
                 <w:lang w:val="en-US"/>
               </w:rPr>
             </w:pPr>
-            <w:proofErr w:type="spellStart"/>
             <w:r>
               <w:rPr>
                 <w:rFonts w:ascii="Times New Roman" w:hAnsi="Times New Roman" w:cs="Times New Roman"/>
                 <w:sz w:val="20"/>
                 <w:lang w:val="en-US"/>
               </w:rPr>
-              <w:t>Sinhgad</w:t>
-            </w:r>
-            <w:proofErr w:type="spellEnd"/>
-            <w:r>
-              <w:rPr>
-                <w:rFonts w:ascii="Times New Roman" w:hAnsi="Times New Roman" w:cs="Times New Roman"/>
-                <w:sz w:val="20"/>
-                <w:lang w:val="en-US"/>
-              </w:rPr>
-              <w:t xml:space="preserve"> Technical Education Society’s</w:t>
+              <w:t>Sinhgad Technical Education Society’s</w:t>
             </w:r>
           </w:p>
           <w:p>
@@ -3925,47 +3657,7 @@
                 <w:sz w:val="25"/>
                 <w:szCs w:val="23"/>
               </w:rPr>
-              <w:t xml:space="preserve">RMD </w:t>
-            </w:r>
-            <w:proofErr w:type="spellStart"/>
-            <w:r>
-              <w:rPr>
-                <w:b/>
-                <w:bCs/>
-                <w:sz w:val="25"/>
-                <w:szCs w:val="23"/>
-              </w:rPr>
-              <w:t>Sinhgad</w:t>
-            </w:r>
-            <w:proofErr w:type="spellEnd"/>
-            <w:r>
-              <w:rPr>
-                <w:b/>
-                <w:bCs/>
-                <w:sz w:val="25"/>
-                <w:szCs w:val="23"/>
-              </w:rPr>
-              <w:t xml:space="preserve"> School of Engineering, </w:t>
-            </w:r>
-            <w:proofErr w:type="spellStart"/>
-            <w:r>
-              <w:rPr>
-                <w:b/>
-                <w:bCs/>
-                <w:sz w:val="25"/>
-                <w:szCs w:val="23"/>
-              </w:rPr>
-              <w:t>Warje</w:t>
-            </w:r>
-            <w:proofErr w:type="spellEnd"/>
-            <w:r>
-              <w:rPr>
-                <w:b/>
-                <w:bCs/>
-                <w:sz w:val="25"/>
-                <w:szCs w:val="23"/>
-              </w:rPr>
-              <w:t>, Pune.</w:t>
+              <w:t>RMD Sinhgad School of Engineering, Warje, Pune.</w:t>
             </w:r>
           </w:p>
           <w:p>
@@ -4009,7 +3701,6 @@
                 <w:lang w:val="en-US"/>
               </w:rPr>
             </w:pPr>
-            <w:proofErr w:type="spellStart"/>
             <w:r>
               <w:rPr>
                 <w:rFonts w:ascii="Times New Roman" w:hAnsi="Times New Roman" w:cs="Times New Roman"/>
@@ -4019,19 +3710,7 @@
                 <w:szCs w:val="32"/>
                 <w:lang w:val="en-US"/>
               </w:rPr>
-              <w:t>Expt.No</w:t>
-            </w:r>
-            <w:proofErr w:type="spellEnd"/>
-            <w:r>
-              <w:rPr>
-                <w:rFonts w:ascii="Times New Roman" w:hAnsi="Times New Roman" w:cs="Times New Roman"/>
-                <w:b/>
-                <w:bCs/>
-                <w:sz w:val="28"/>
-                <w:szCs w:val="32"/>
-                <w:lang w:val="en-US"/>
-              </w:rPr>
-              <w:t>.</w:t>
+              <w:t>Expt.No.</w:t>
             </w:r>
           </w:p>
           <w:p>
@@ -4164,6 +3843,14 @@
                 <w:lang w:val="en-US"/>
               </w:rPr>
             </w:pPr>
+            <w:r>
+              <w:rPr>
+                <w:rFonts w:ascii="Times New Roman" w:hAnsi="Times New Roman" w:cs="Times New Roman"/>
+                <w:szCs w:val="24"/>
+                <w:lang w:val="en-GB"/>
+              </w:rPr>
+              <w:t>Aditya Ravindra Ghayal</w:t>
+            </w:r>
           </w:p>
         </w:tc>
         <w:tc>
@@ -4225,6 +3912,14 @@
                 <w:lang w:val="en-US"/>
               </w:rPr>
             </w:pPr>
+            <w:r>
+              <w:rPr>
+                <w:rFonts w:ascii="Times New Roman" w:hAnsi="Times New Roman" w:cs="Times New Roman"/>
+                <w:szCs w:val="24"/>
+                <w:lang w:val="en-US"/>
+              </w:rPr>
+              <w:t>23</w:t>
+            </w:r>
           </w:p>
         </w:tc>
         <w:tc>
@@ -4532,7 +4227,6 @@
         </w:rPr>
         <w:sym w:font="Wingdings" w:char="F0E0"/>
       </w:r>
-      <w:proofErr w:type="spellStart"/>
       <w:r>
         <w:rPr>
           <w:rFonts w:eastAsia="Courier New"/>
@@ -4563,7 +4257,6 @@
         </w:rPr>
         <w:t>PDP</w:t>
       </w:r>
-      <w:proofErr w:type="spellEnd"/>
     </w:p>
     <w:p>
       <w:pPr>
@@ -4698,20 +4391,8 @@
           <w:szCs w:val="22"/>
           <w:lang w:val="en-IN" w:eastAsia="en-IN"/>
         </w:rPr>
-        <w:t>%</w:t>
-      </w:r>
-      <w:proofErr w:type="spellStart"/>
-      <w:r>
-        <w:rPr>
-          <w:rFonts w:ascii="Courier New" w:eastAsia="Times New Roman" w:hAnsi="Courier New" w:cs="Courier New"/>
-          <w:color w:val="228B22"/>
-          <w:sz w:val="22"/>
-          <w:szCs w:val="22"/>
-          <w:lang w:val="en-IN" w:eastAsia="en-IN"/>
-        </w:rPr>
-        <w:t>FunctiontocalculatemeanDelay,RMSdelayspread,maximumsymbol</w:t>
-      </w:r>
-      <w:proofErr w:type="spellEnd"/>
+        <w:t>%FunctiontocalculatemeanDelay,RMSdelayspread,maximumsymbol</w:t>
+      </w:r>
     </w:p>
     <w:p>
       <w:pPr>
@@ -4743,20 +4424,8 @@
           <w:szCs w:val="22"/>
           <w:lang w:val="en-IN" w:eastAsia="en-IN"/>
         </w:rPr>
-        <w:t>%</w:t>
-      </w:r>
-      <w:proofErr w:type="spellStart"/>
-      <w:r>
-        <w:rPr>
-          <w:rFonts w:ascii="Courier New" w:eastAsia="Times New Roman" w:hAnsi="Courier New" w:cs="Courier New"/>
-          <w:color w:val="228B22"/>
-          <w:sz w:val="22"/>
-          <w:szCs w:val="22"/>
-          <w:lang w:val="en-IN" w:eastAsia="en-IN"/>
-        </w:rPr>
-        <w:t>ratethatasignalcanbetransmittedwithoutISIandthecoherence</w:t>
-      </w:r>
-      <w:proofErr w:type="spellEnd"/>
+        <w:t>%ratethatasignalcanbetransmittedwithoutISIandthecoherence</w:t>
+      </w:r>
     </w:p>
     <w:p>
       <w:pPr>
@@ -4788,29 +4457,7 @@
           <w:szCs w:val="22"/>
           <w:lang w:val="en-IN" w:eastAsia="en-IN"/>
         </w:rPr>
-        <w:t>%</w:t>
-      </w:r>
-      <w:proofErr w:type="spellStart"/>
-      <w:r>
-        <w:rPr>
-          <w:rFonts w:ascii="Courier New" w:eastAsia="Times New Roman" w:hAnsi="Courier New" w:cs="Courier New"/>
-          <w:color w:val="228B22"/>
-          <w:sz w:val="22"/>
-          <w:szCs w:val="22"/>
-          <w:lang w:val="en-IN" w:eastAsia="en-IN"/>
-        </w:rPr>
-        <w:t>BWforthePDPequationspecifiedasfunctionhandle</w:t>
-      </w:r>
-      <w:proofErr w:type="spellEnd"/>
-      <w:r>
-        <w:rPr>
-          <w:rFonts w:ascii="Courier New" w:eastAsia="Times New Roman" w:hAnsi="Courier New" w:cs="Courier New"/>
-          <w:color w:val="228B22"/>
-          <w:sz w:val="22"/>
-          <w:szCs w:val="22"/>
-          <w:lang w:val="en-IN" w:eastAsia="en-IN"/>
-        </w:rPr>
-        <w:t>(fun)</w:t>
+        <w:t>%BWforthePDPequationspecifiedasfunctionhandle(fun)</w:t>
       </w:r>
     </w:p>
     <w:p>
@@ -4843,29 +4490,7 @@
           <w:szCs w:val="22"/>
           <w:lang w:val="en-IN" w:eastAsia="en-IN"/>
         </w:rPr>
-        <w:t>%</w:t>
-      </w:r>
-      <w:proofErr w:type="spellStart"/>
-      <w:r>
-        <w:rPr>
-          <w:rFonts w:ascii="Courier New" w:eastAsia="Times New Roman" w:hAnsi="Courier New" w:cs="Courier New"/>
-          <w:color w:val="228B22"/>
-          <w:sz w:val="22"/>
-          <w:szCs w:val="22"/>
-          <w:lang w:val="en-IN" w:eastAsia="en-IN"/>
-        </w:rPr>
-        <w:t>example:fun</w:t>
-      </w:r>
-      <w:proofErr w:type="spellEnd"/>
-      <w:r>
-        <w:rPr>
-          <w:rFonts w:ascii="Courier New" w:eastAsia="Times New Roman" w:hAnsi="Courier New" w:cs="Courier New"/>
-          <w:color w:val="228B22"/>
-          <w:sz w:val="22"/>
-          <w:szCs w:val="22"/>
-          <w:lang w:val="en-IN" w:eastAsia="en-IN"/>
-        </w:rPr>
-        <w:t>=@(tau)exp(-tau/0.00001);%givenPDPequation</w:t>
+        <w:t>%example:fun=@(tau)exp(-tau/0.00001);%givenPDPequation</w:t>
       </w:r>
     </w:p>
     <w:p>
@@ -4898,20 +4523,8 @@
           <w:szCs w:val="22"/>
           <w:lang w:val="en-IN" w:eastAsia="en-IN"/>
         </w:rPr>
-        <w:t>%</w:t>
-      </w:r>
-      <w:proofErr w:type="spellStart"/>
-      <w:r>
-        <w:rPr>
-          <w:rFonts w:ascii="Courier New" w:eastAsia="Times New Roman" w:hAnsi="Courier New" w:cs="Courier New"/>
-          <w:color w:val="228B22"/>
-          <w:sz w:val="22"/>
-          <w:szCs w:val="22"/>
-          <w:lang w:val="en-IN" w:eastAsia="en-IN"/>
-        </w:rPr>
-        <w:t>lowerLim-lowerlimitforintegration</w:t>
-      </w:r>
-      <w:proofErr w:type="spellEnd"/>
+        <w:t>%lowerLim-lowerlimitforintegration</w:t>
+      </w:r>
     </w:p>
     <w:p>
       <w:pPr>
@@ -4943,20 +4556,8 @@
           <w:szCs w:val="22"/>
           <w:lang w:val="en-IN" w:eastAsia="en-IN"/>
         </w:rPr>
-        <w:t>%</w:t>
-      </w:r>
-      <w:proofErr w:type="spellStart"/>
-      <w:r>
-        <w:rPr>
-          <w:rFonts w:ascii="Courier New" w:eastAsia="Times New Roman" w:hAnsi="Courier New" w:cs="Courier New"/>
-          <w:color w:val="228B22"/>
-          <w:sz w:val="22"/>
-          <w:szCs w:val="22"/>
-          <w:lang w:val="en-IN" w:eastAsia="en-IN"/>
-        </w:rPr>
-        <w:t>upperLim-upperlimitforintegration</w:t>
-      </w:r>
-      <w:proofErr w:type="spellEnd"/>
+        <w:t>%upperLim-upperlimitforintegration</w:t>
+      </w:r>
     </w:p>
     <w:p>
       <w:pPr>
@@ -5512,7 +5113,6 @@
           <w:lang w:val="en-IN" w:eastAsia="en-IN"/>
         </w:rPr>
       </w:pPr>
-      <w:proofErr w:type="spellStart"/>
       <w:r>
         <w:rPr>
           <w:rFonts w:ascii="Courier New" w:eastAsia="Times New Roman" w:hAnsi="Courier New" w:cs="Courier New"/>
@@ -5521,9 +5121,18 @@
           <w:szCs w:val="22"/>
           <w:lang w:val="en-IN" w:eastAsia="en-IN"/>
         </w:rPr>
-        <w:t>symbolRate</w:t>
-      </w:r>
-      <w:proofErr w:type="spellEnd"/>
+        <w:t>symbolRate=</w:t>
+      </w:r>
+      <w:r>
+        <w:rPr>
+          <w:rFonts w:ascii="Courier New" w:eastAsia="Times New Roman" w:hAnsi="Courier New" w:cs="Courier New"/>
+          <w:color w:val="3333FF"/>
+          <w:sz w:val="22"/>
+          <w:szCs w:val="22"/>
+          <w:lang w:val="en-IN" w:eastAsia="en-IN"/>
+        </w:rPr>
+        <w:t>1</w:t>
+      </w:r>
       <w:r>
         <w:rPr>
           <w:rFonts w:ascii="Courier New" w:eastAsia="Times New Roman" w:hAnsi="Courier New" w:cs="Courier New"/>
@@ -5532,7 +5141,17 @@
           <w:szCs w:val="22"/>
           <w:lang w:val="en-IN" w:eastAsia="en-IN"/>
         </w:rPr>
-        <w:t>=</w:t>
+        <w:t>/</w:t>
+      </w:r>
+      <w:r>
+        <w:rPr>
+          <w:rFonts w:ascii="Courier New" w:eastAsia="Times New Roman" w:hAnsi="Courier New" w:cs="Courier New"/>
+          <w:color w:val="008800"/>
+          <w:sz w:val="22"/>
+          <w:szCs w:val="22"/>
+          <w:lang w:val="en-IN" w:eastAsia="en-IN"/>
+        </w:rPr>
+        <w:t>(</w:t>
       </w:r>
       <w:r>
         <w:rPr>
@@ -5542,7 +5161,7 @@
           <w:szCs w:val="22"/>
           <w:lang w:val="en-IN" w:eastAsia="en-IN"/>
         </w:rPr>
-        <w:t>1</w:t>
+        <w:t>10</w:t>
       </w:r>
       <w:r>
         <w:rPr>
@@ -5552,7 +5171,7 @@
           <w:szCs w:val="22"/>
           <w:lang w:val="en-IN" w:eastAsia="en-IN"/>
         </w:rPr>
-        <w:t>/</w:t>
+        <w:t>*rmsDelay</w:t>
       </w:r>
       <w:r>
         <w:rPr>
@@ -5562,17 +5181,7 @@
           <w:szCs w:val="22"/>
           <w:lang w:val="en-IN" w:eastAsia="en-IN"/>
         </w:rPr>
-        <w:t>(</w:t>
-      </w:r>
-      <w:r>
-        <w:rPr>
-          <w:rFonts w:ascii="Courier New" w:eastAsia="Times New Roman" w:hAnsi="Courier New" w:cs="Courier New"/>
-          <w:color w:val="3333FF"/>
-          <w:sz w:val="22"/>
-          <w:szCs w:val="22"/>
-          <w:lang w:val="en-IN" w:eastAsia="en-IN"/>
-        </w:rPr>
-        <w:t>10</w:t>
+        <w:t>)</w:t>
       </w:r>
       <w:r>
         <w:rPr>
@@ -5582,38 +5191,6 @@
           <w:szCs w:val="22"/>
           <w:lang w:val="en-IN" w:eastAsia="en-IN"/>
         </w:rPr>
-        <w:t>*</w:t>
-      </w:r>
-      <w:proofErr w:type="spellStart"/>
-      <w:r>
-        <w:rPr>
-          <w:rFonts w:ascii="Courier New" w:eastAsia="Times New Roman" w:hAnsi="Courier New" w:cs="Courier New"/>
-          <w:color w:val="212529"/>
-          <w:sz w:val="22"/>
-          <w:szCs w:val="22"/>
-          <w:lang w:val="en-IN" w:eastAsia="en-IN"/>
-        </w:rPr>
-        <w:t>rmsDelay</w:t>
-      </w:r>
-      <w:proofErr w:type="spellEnd"/>
-      <w:r>
-        <w:rPr>
-          <w:rFonts w:ascii="Courier New" w:eastAsia="Times New Roman" w:hAnsi="Courier New" w:cs="Courier New"/>
-          <w:color w:val="008800"/>
-          <w:sz w:val="22"/>
-          <w:szCs w:val="22"/>
-          <w:lang w:val="en-IN" w:eastAsia="en-IN"/>
-        </w:rPr>
-        <w:t>)</w:t>
-      </w:r>
-      <w:r>
-        <w:rPr>
-          <w:rFonts w:ascii="Courier New" w:eastAsia="Times New Roman" w:hAnsi="Courier New" w:cs="Courier New"/>
-          <w:color w:val="212529"/>
-          <w:sz w:val="22"/>
-          <w:szCs w:val="22"/>
-          <w:lang w:val="en-IN" w:eastAsia="en-IN"/>
-        </w:rPr>
         <w:t>;</w:t>
       </w:r>
       <w:r>
@@ -5624,20 +5201,8 @@
           <w:szCs w:val="22"/>
           <w:lang w:val="en-IN" w:eastAsia="en-IN"/>
         </w:rPr>
-        <w:t>%</w:t>
-      </w:r>
-      <w:proofErr w:type="spellStart"/>
-      <w:r>
-        <w:rPr>
-          <w:rFonts w:ascii="Courier New" w:eastAsia="Times New Roman" w:hAnsi="Courier New" w:cs="Courier New"/>
-          <w:color w:val="228B22"/>
-          <w:sz w:val="22"/>
-          <w:szCs w:val="22"/>
-          <w:lang w:val="en-IN" w:eastAsia="en-IN"/>
-        </w:rPr>
-        <w:t>maximumsymbolratetoavoidISI</w:t>
-      </w:r>
-      <w:proofErr w:type="spellEnd"/>
+        <w:t>%maximumsymbolratetoavoidISI</w:t>
+      </w:r>
     </w:p>
     <w:p>
       <w:pPr>
@@ -5661,7 +5226,6 @@
           <w:lang w:val="en-IN" w:eastAsia="en-IN"/>
         </w:rPr>
       </w:pPr>
-      <w:proofErr w:type="spellStart"/>
       <w:r>
         <w:rPr>
           <w:rFonts w:ascii="Courier New" w:eastAsia="Times New Roman" w:hAnsi="Courier New" w:cs="Courier New"/>
@@ -5670,9 +5234,18 @@
           <w:szCs w:val="22"/>
           <w:lang w:val="en-IN" w:eastAsia="en-IN"/>
         </w:rPr>
-        <w:t>coherenceBW</w:t>
-      </w:r>
-      <w:proofErr w:type="spellEnd"/>
+        <w:t>coherenceBW=</w:t>
+      </w:r>
+      <w:r>
+        <w:rPr>
+          <w:rFonts w:ascii="Courier New" w:eastAsia="Times New Roman" w:hAnsi="Courier New" w:cs="Courier New"/>
+          <w:color w:val="3333FF"/>
+          <w:sz w:val="22"/>
+          <w:szCs w:val="22"/>
+          <w:lang w:val="en-IN" w:eastAsia="en-IN"/>
+        </w:rPr>
+        <w:t>1</w:t>
+      </w:r>
       <w:r>
         <w:rPr>
           <w:rFonts w:ascii="Courier New" w:eastAsia="Times New Roman" w:hAnsi="Courier New" w:cs="Courier New"/>
@@ -5681,7 +5254,17 @@
           <w:szCs w:val="22"/>
           <w:lang w:val="en-IN" w:eastAsia="en-IN"/>
         </w:rPr>
-        <w:t>=</w:t>
+        <w:t>/</w:t>
+      </w:r>
+      <w:r>
+        <w:rPr>
+          <w:rFonts w:ascii="Courier New" w:eastAsia="Times New Roman" w:hAnsi="Courier New" w:cs="Courier New"/>
+          <w:color w:val="008800"/>
+          <w:sz w:val="22"/>
+          <w:szCs w:val="22"/>
+          <w:lang w:val="en-IN" w:eastAsia="en-IN"/>
+        </w:rPr>
+        <w:t>(</w:t>
       </w:r>
       <w:r>
         <w:rPr>
@@ -5691,7 +5274,7 @@
           <w:szCs w:val="22"/>
           <w:lang w:val="en-IN" w:eastAsia="en-IN"/>
         </w:rPr>
-        <w:t>1</w:t>
+        <w:t>50</w:t>
       </w:r>
       <w:r>
         <w:rPr>
@@ -5701,50 +5284,8 @@
           <w:szCs w:val="22"/>
           <w:lang w:val="en-IN" w:eastAsia="en-IN"/>
         </w:rPr>
-        <w:t>/</w:t>
-      </w:r>
-      <w:r>
-        <w:rPr>
-          <w:rFonts w:ascii="Courier New" w:eastAsia="Times New Roman" w:hAnsi="Courier New" w:cs="Courier New"/>
-          <w:color w:val="008800"/>
-          <w:sz w:val="22"/>
-          <w:szCs w:val="22"/>
-          <w:lang w:val="en-IN" w:eastAsia="en-IN"/>
-        </w:rPr>
-        <w:t>(</w:t>
-      </w:r>
-      <w:r>
-        <w:rPr>
-          <w:rFonts w:ascii="Courier New" w:eastAsia="Times New Roman" w:hAnsi="Courier New" w:cs="Courier New"/>
-          <w:color w:val="3333FF"/>
-          <w:sz w:val="22"/>
-          <w:szCs w:val="22"/>
-          <w:lang w:val="en-IN" w:eastAsia="en-IN"/>
-        </w:rPr>
-        <w:t>50</w:t>
-      </w:r>
-      <w:r>
-        <w:rPr>
-          <w:rFonts w:ascii="Courier New" w:eastAsia="Times New Roman" w:hAnsi="Courier New" w:cs="Courier New"/>
-          <w:color w:val="212529"/>
-          <w:sz w:val="22"/>
-          <w:szCs w:val="22"/>
-          <w:lang w:val="en-IN" w:eastAsia="en-IN"/>
-        </w:rPr>
-        <w:t>*</w:t>
-      </w:r>
-      <w:proofErr w:type="spellStart"/>
-      <w:r>
-        <w:rPr>
-          <w:rFonts w:ascii="Courier New" w:eastAsia="Times New Roman" w:hAnsi="Courier New" w:cs="Courier New"/>
-          <w:color w:val="212529"/>
-          <w:sz w:val="22"/>
-          <w:szCs w:val="22"/>
-          <w:lang w:val="en-IN" w:eastAsia="en-IN"/>
-        </w:rPr>
-        <w:t>rmsDelay</w:t>
-      </w:r>
-      <w:proofErr w:type="spellEnd"/>
+        <w:t>*rmsDelay</w:t>
+      </w:r>
       <w:r>
         <w:rPr>
           <w:rFonts w:ascii="Courier New" w:eastAsia="Times New Roman" w:hAnsi="Courier New" w:cs="Courier New"/>
@@ -5806,51 +5347,7 @@
           <w:szCs w:val="22"/>
           <w:lang w:val="en-IN" w:eastAsia="en-IN"/>
         </w:rPr>
-        <w:t>%</w:t>
-      </w:r>
-      <w:proofErr w:type="spellStart"/>
-      <w:r>
-        <w:rPr>
-          <w:rFonts w:ascii="Courier New" w:eastAsia="Times New Roman" w:hAnsi="Courier New" w:cs="Courier New"/>
-          <w:color w:val="228B22"/>
-          <w:sz w:val="22"/>
-          <w:szCs w:val="22"/>
-          <w:lang w:val="en-IN" w:eastAsia="en-IN"/>
-        </w:rPr>
-        <w:t>coherenceBW</w:t>
-      </w:r>
-      <w:proofErr w:type="spellEnd"/>
-      <w:r>
-        <w:rPr>
-          <w:rFonts w:ascii="Courier New" w:eastAsia="Times New Roman" w:hAnsi="Courier New" w:cs="Courier New"/>
-          <w:color w:val="228B22"/>
-          <w:sz w:val="22"/>
-          <w:szCs w:val="22"/>
-          <w:lang w:val="en-IN" w:eastAsia="en-IN"/>
-        </w:rPr>
-        <w:t>=1/(5*</w:t>
-      </w:r>
-      <w:proofErr w:type="spellStart"/>
-      <w:r>
-        <w:rPr>
-          <w:rFonts w:ascii="Courier New" w:eastAsia="Times New Roman" w:hAnsi="Courier New" w:cs="Courier New"/>
-          <w:color w:val="228B22"/>
-          <w:sz w:val="22"/>
-          <w:szCs w:val="22"/>
-          <w:lang w:val="en-IN" w:eastAsia="en-IN"/>
-        </w:rPr>
-        <w:t>rmsDelay</w:t>
-      </w:r>
-      <w:proofErr w:type="spellEnd"/>
-      <w:r>
-        <w:rPr>
-          <w:rFonts w:ascii="Courier New" w:eastAsia="Times New Roman" w:hAnsi="Courier New" w:cs="Courier New"/>
-          <w:color w:val="228B22"/>
-          <w:sz w:val="22"/>
-          <w:szCs w:val="22"/>
-          <w:lang w:val="en-IN" w:eastAsia="en-IN"/>
-        </w:rPr>
-        <w:t>);%for0.5correlation</w:t>
+        <w:t>%coherenceBW=1/(5*rmsDelay);%for0.5correlation</w:t>
       </w:r>
     </w:p>
     <w:p>
@@ -5875,7 +5372,6 @@
           <w:lang w:val="en-IN" w:eastAsia="en-IN"/>
         </w:rPr>
       </w:pPr>
-      <w:proofErr w:type="spellStart"/>
       <w:r>
         <w:rPr>
           <w:rFonts w:ascii="Courier New" w:eastAsia="Times New Roman" w:hAnsi="Courier New" w:cs="Courier New"/>
@@ -5906,7 +5402,6 @@
         </w:rPr>
         <w:t>function</w:t>
       </w:r>
-      <w:proofErr w:type="spellEnd"/>
     </w:p>
     <w:p>
       <w:pPr>
@@ -6088,7 +5583,6 @@
         </w:rPr>
         <w:t>[</w:t>
       </w:r>
-      <w:proofErr w:type="spellStart"/>
       <w:r>
         <w:rPr>
           <w:rFonts w:ascii="Courier New" w:eastAsia="Times New Roman" w:hAnsi="Courier New" w:cs="Courier New"/>
@@ -6099,7 +5593,6 @@
         </w:rPr>
         <w:t>meanDelay,rmsDelay,symbolRate,coherenceBW</w:t>
       </w:r>
-      <w:proofErr w:type="spellEnd"/>
       <w:r>
         <w:rPr>
           <w:rFonts w:ascii="Courier New" w:eastAsia="Times New Roman" w:hAnsi="Courier New" w:cs="Courier New"/>
@@ -6118,20 +5611,8 @@
           <w:szCs w:val="22"/>
           <w:lang w:val="en-IN" w:eastAsia="en-IN"/>
         </w:rPr>
-        <w:t xml:space="preserve"> = </w:t>
-      </w:r>
-      <w:proofErr w:type="spellStart"/>
-      <w:r>
-        <w:rPr>
-          <w:rFonts w:ascii="Courier New" w:eastAsia="Times New Roman" w:hAnsi="Courier New" w:cs="Courier New"/>
-          <w:color w:val="212529"/>
-          <w:sz w:val="22"/>
-          <w:szCs w:val="22"/>
-          <w:lang w:val="en-IN" w:eastAsia="en-IN"/>
-        </w:rPr>
-        <w:t>meas_continuous_PDP</w:t>
-      </w:r>
-      <w:proofErr w:type="spellEnd"/>
+        <w:t xml:space="preserve"> = meas_continuous_PDP</w:t>
+      </w:r>
       <w:r>
         <w:rPr>
           <w:rFonts w:ascii="Courier New" w:eastAsia="Times New Roman" w:hAnsi="Courier New" w:cs="Courier New"/>
@@ -6449,29 +5930,7 @@
           <w:szCs w:val="22"/>
           <w:lang w:val="en-IN" w:eastAsia="en-IN"/>
         </w:rPr>
-        <w:t>'</w:t>
-      </w:r>
-      <w:proofErr w:type="spellStart"/>
-      <w:r>
-        <w:rPr>
-          <w:rFonts w:ascii="Courier New" w:eastAsia="Times New Roman" w:hAnsi="Courier New" w:cs="Courier New"/>
-          <w:color w:val="A020F0"/>
-          <w:sz w:val="22"/>
-          <w:szCs w:val="22"/>
-          <w:lang w:val="en-IN" w:eastAsia="en-IN"/>
-        </w:rPr>
-        <w:t>LineWidth</w:t>
-      </w:r>
-      <w:proofErr w:type="spellEnd"/>
-      <w:r>
-        <w:rPr>
-          <w:rFonts w:ascii="Courier New" w:eastAsia="Times New Roman" w:hAnsi="Courier New" w:cs="Courier New"/>
-          <w:color w:val="A020F0"/>
-          <w:sz w:val="22"/>
-          <w:szCs w:val="22"/>
-          <w:lang w:val="en-IN" w:eastAsia="en-IN"/>
-        </w:rPr>
-        <w:t>'</w:t>
+        <w:t>'LineWidth'</w:t>
       </w:r>
       <w:r>
         <w:rPr>
@@ -6649,7 +6108,6 @@
           <w:lang w:val="en-IN" w:eastAsia="en-IN"/>
         </w:rPr>
       </w:pPr>
-      <w:proofErr w:type="spellStart"/>
       <w:r>
         <w:rPr>
           <w:rFonts w:ascii="Courier New" w:eastAsia="Times New Roman" w:hAnsi="Courier New" w:cs="Courier New"/>
@@ -6660,7 +6118,6 @@
         </w:rPr>
         <w:t>xlabel</w:t>
       </w:r>
-      <w:proofErr w:type="spellEnd"/>
       <w:r>
         <w:rPr>
           <w:rFonts w:ascii="Courier New" w:eastAsia="Times New Roman" w:hAnsi="Courier New" w:cs="Courier New"/>
@@ -6764,7 +6221,6 @@
           <w:lang w:val="en-IN" w:eastAsia="en-IN"/>
         </w:rPr>
       </w:pPr>
-      <w:proofErr w:type="spellStart"/>
       <w:r>
         <w:rPr>
           <w:rFonts w:ascii="Courier New" w:eastAsia="Times New Roman" w:hAnsi="Courier New" w:cs="Courier New"/>
@@ -6775,7 +6231,6 @@
         </w:rPr>
         <w:t>ylabel</w:t>
       </w:r>
-      <w:proofErr w:type="spellEnd"/>
       <w:r>
         <w:rPr>
           <w:rFonts w:ascii="Courier New" w:eastAsia="Times New Roman" w:hAnsi="Courier New" w:cs="Courier New"/>
@@ -8824,46 +8279,46 @@
       </w:pPr>
     </w:lvl>
   </w:abstractNum>
-  <w:num w:numId="1" w16cid:durableId="946694610">
+  <w:num w:numId="1" w16cid:durableId="1701319986">
     <w:abstractNumId w:val="5"/>
   </w:num>
-  <w:num w:numId="2" w16cid:durableId="1631284279">
+  <w:num w:numId="2" w16cid:durableId="861868341">
     <w:abstractNumId w:val="13"/>
   </w:num>
-  <w:num w:numId="3" w16cid:durableId="1683706052">
+  <w:num w:numId="3" w16cid:durableId="332686843">
     <w:abstractNumId w:val="7"/>
   </w:num>
-  <w:num w:numId="4" w16cid:durableId="1712262360">
+  <w:num w:numId="4" w16cid:durableId="564879934">
     <w:abstractNumId w:val="10"/>
   </w:num>
-  <w:num w:numId="5" w16cid:durableId="1157262688">
+  <w:num w:numId="5" w16cid:durableId="374014414">
     <w:abstractNumId w:val="11"/>
   </w:num>
-  <w:num w:numId="6" w16cid:durableId="1856966231">
+  <w:num w:numId="6" w16cid:durableId="1747527502">
     <w:abstractNumId w:val="2"/>
   </w:num>
-  <w:num w:numId="7" w16cid:durableId="961304266">
+  <w:num w:numId="7" w16cid:durableId="801001017">
     <w:abstractNumId w:val="8"/>
   </w:num>
-  <w:num w:numId="8" w16cid:durableId="2085687352">
+  <w:num w:numId="8" w16cid:durableId="2048992930">
     <w:abstractNumId w:val="12"/>
   </w:num>
-  <w:num w:numId="9" w16cid:durableId="738595631">
+  <w:num w:numId="9" w16cid:durableId="443159879">
     <w:abstractNumId w:val="1"/>
   </w:num>
-  <w:num w:numId="10" w16cid:durableId="1192259774">
+  <w:num w:numId="10" w16cid:durableId="1804889183">
     <w:abstractNumId w:val="6"/>
   </w:num>
-  <w:num w:numId="11" w16cid:durableId="1665742068">
+  <w:num w:numId="11" w16cid:durableId="1002660248">
     <w:abstractNumId w:val="3"/>
   </w:num>
-  <w:num w:numId="12" w16cid:durableId="1844275570">
+  <w:num w:numId="12" w16cid:durableId="2058704103">
     <w:abstractNumId w:val="9"/>
   </w:num>
-  <w:num w:numId="13" w16cid:durableId="1333098391">
+  <w:num w:numId="13" w16cid:durableId="1229422275">
     <w:abstractNumId w:val="4"/>
   </w:num>
-  <w:num w:numId="14" w16cid:durableId="1420639923">
+  <w:num w:numId="14" w16cid:durableId="2023630207">
     <w:abstractNumId w:val="0"/>
   </w:num>
 </w:numbering>
@@ -9321,7 +8776,6 @@
   <w:style w:type="character" w:default="1" w:styleId="DefaultParagraphFont">
     <w:name w:val="Default Paragraph Font"/>
     <w:uiPriority w:val="1"/>
-    <w:semiHidden/>
     <w:unhideWhenUsed/>
   </w:style>
   <w:style w:type="table" w:default="1" w:styleId="TableNormal">
